--- a/deliverables/คู่มือการใช้งาน.docx
+++ b/deliverables/คู่มือการใช้งาน.docx
@@ -78,6 +78,36 @@
       </w:r>
     </w:p>
     <w:p>
+      <w:pPr>
+        <w:spacing w:after="120"/>
+        <w:jc w:val="center"/>
+      </w:pPr>
+      <w:r>
+        <w:rPr>
+          <w:rFonts w:ascii="Leelawadee UI" w:hAnsi="Leelawadee UI" w:cs="Leelawadee UI" w:eastAsia="Leelawadee UI"/>
+          <w:b/>
+          <w:color w:val="0F172A"/>
+          <w:sz w:val="24"/>
+        </w:rPr>
+        <w:t>ชื่อ-นามสกุล นักศีมชา: สุภวัฒน์ จันไพิตร</w:t>
+      </w:r>
+    </w:p>
+    <w:p>
+      <w:pPr>
+        <w:spacing w:after="120"/>
+        <w:jc w:val="center"/>
+      </w:pPr>
+      <w:r>
+        <w:rPr>
+          <w:rFonts w:ascii="Leelawadee UI" w:hAnsi="Leelawadee UI" w:cs="Leelawadee UI" w:eastAsia="Leelawadee UI"/>
+          <w:b/>
+          <w:color w:val="0F172A"/>
+          <w:sz w:val="24"/>
+        </w:rPr>
+        <w:t>รหัสประจำตัวผู้เรียน: 671320101</w:t>
+      </w:r>
+    </w:p>
+    <w:p>
       <w:r>
         <w:br w:type="page"/>
       </w:r>
@@ -124,6 +154,36 @@
           <w:sz w:val="24"/>
         </w:rPr>
         <w:t>เว็บไซต์: https://yumpakjure.onrender.com/</w:t>
+      </w:r>
+    </w:p>
+    <w:p>
+      <w:pPr>
+        <w:spacing w:after="80"/>
+        <w:jc w:val="center"/>
+      </w:pPr>
+      <w:r>
+        <w:rPr>
+          <w:rFonts w:ascii="Leelawadee UI" w:hAnsi="Leelawadee UI" w:cs="Leelawadee UI" w:eastAsia="Leelawadee UI"/>
+          <w:b w:val="0"/>
+          <w:color w:val="475569"/>
+          <w:sz w:val="24"/>
+        </w:rPr>
+        <w:t>ชื่อ-นามสกุล นักศีมชา: สุภวัฒน์ จันไพิตร</w:t>
+      </w:r>
+    </w:p>
+    <w:p>
+      <w:pPr>
+        <w:spacing w:after="80"/>
+        <w:jc w:val="center"/>
+      </w:pPr>
+      <w:r>
+        <w:rPr>
+          <w:rFonts w:ascii="Leelawadee UI" w:hAnsi="Leelawadee UI" w:cs="Leelawadee UI" w:eastAsia="Leelawadee UI"/>
+          <w:b w:val="0"/>
+          <w:color w:val="475569"/>
+          <w:sz w:val="24"/>
+        </w:rPr>
+        <w:t>รหัสประจำตัวผู้เรียน: 671320101</w:t>
       </w:r>
     </w:p>
     <w:p>

--- a/deliverables/คู่มือการใช้งาน.docx
+++ b/deliverables/คู่มือการใช้งาน.docx
@@ -89,7 +89,7 @@
           <w:color w:val="0F172A"/>
           <w:sz w:val="24"/>
         </w:rPr>
-        <w:t>ชื่อ-นามสกุล นักศีมชา: สุภวัฒน์ จันไพิตร</w:t>
+        <w:t>ชื่อ-นามสกุล นักศีมชา: สุภวัฒน์ จันไพจิตร</w:t>
       </w:r>
     </w:p>
     <w:p>
@@ -168,7 +168,7 @@
           <w:color w:val="475569"/>
           <w:sz w:val="24"/>
         </w:rPr>
-        <w:t>ชื่อ-นามสกุล นักศีมชา: สุภวัฒน์ จันไพิตร</w:t>
+        <w:t>ชื่อ-นามสกุล นักศีมชา: สุภวัฒน์ จันไพจิตร</w:t>
       </w:r>
     </w:p>
     <w:p>
@@ -378,7 +378,7 @@
                 <w:rFonts w:ascii="Leelawadee UI" w:hAnsi="Leelawadee UI" w:cs="Leelawadee UI" w:eastAsia="Leelawadee UI"/>
                 <w:sz w:val="19"/>
               </w:rPr>
-              <w:t>11111111</w:t>
+              <w:t>12345678</w:t>
             </w:r>
           </w:p>
         </w:tc>

--- a/deliverables/คู่มือการใช้งาน.docx
+++ b/deliverables/คู่มือการใช้งาน.docx
@@ -89,7 +89,7 @@
           <w:color w:val="0F172A"/>
           <w:sz w:val="24"/>
         </w:rPr>
-        <w:t>ชื่อ-นามสกุล นักศีมชา: สุภวัฒน์ จันไพจิตร</w:t>
+        <w:t>ชื่อ-นามสกุล นักศีมชา: นายสุภวัฒน์ จันไพจิตร</w:t>
       </w:r>
     </w:p>
     <w:p>
@@ -168,7 +168,7 @@
           <w:color w:val="475569"/>
           <w:sz w:val="24"/>
         </w:rPr>
-        <w:t>ชื่อ-นามสกุล นักศีมชา: สุภวัฒน์ จันไพจิตร</w:t>
+        <w:t>ชื่อ-นามสกุล นักศีมชา: นายสุภวัฒน์ จันไพจิตร</w:t>
       </w:r>
     </w:p>
     <w:p>
